--- a/Reportes Lecturas/Reporte 3 - Capítulo I de Hands-On Machine Learning.docx
+++ b/Reportes Lecturas/Reporte 3 - Capítulo I de Hands-On Machine Learning.docx
@@ -8,79 +8,84 @@
         <w:rPr>
           <w:b/>
           <w:bCs/>
-          <w:lang w:val="en-US"/>
-        </w:rPr>
-      </w:pPr>
-      <w:proofErr w:type="spellStart"/>
-      <w:r>
-        <w:rPr>
-          <w:b/>
-          <w:bCs/>
-          <w:lang w:val="en-US"/>
-        </w:rPr>
-        <w:t>Reporte</w:t>
-      </w:r>
-      <w:proofErr w:type="spellEnd"/>
-      <w:r>
-        <w:rPr>
-          <w:b/>
-          <w:bCs/>
-          <w:lang w:val="en-US"/>
-        </w:rPr>
-        <w:t xml:space="preserve"> 3: </w:t>
-      </w:r>
-      <w:proofErr w:type="spellStart"/>
-      <w:r>
-        <w:rPr>
-          <w:b/>
-          <w:bCs/>
-          <w:lang w:val="en-US"/>
-        </w:rPr>
-        <w:t>Cap</w:t>
-      </w:r>
-      <w:r>
-        <w:rPr>
-          <w:b/>
-          <w:bCs/>
-          <w:lang w:val="en-US"/>
-        </w:rPr>
-        <w:t>í</w:t>
-      </w:r>
-      <w:r>
-        <w:rPr>
-          <w:b/>
-          <w:bCs/>
-          <w:lang w:val="en-US"/>
-        </w:rPr>
-        <w:t>tulo</w:t>
-      </w:r>
-      <w:proofErr w:type="spellEnd"/>
-      <w:r>
-        <w:rPr>
-          <w:b/>
-          <w:bCs/>
-          <w:lang w:val="en-US"/>
-        </w:rPr>
-        <w:t xml:space="preserve"> I de</w:t>
-      </w:r>
-      <w:r>
-        <w:rPr>
-          <w:b/>
-          <w:bCs/>
-          <w:lang w:val="en-US"/>
-        </w:rPr>
-        <w:t xml:space="preserve"> </w:t>
-      </w:r>
-      <w:r>
-        <w:rPr>
-          <w:b/>
-          <w:bCs/>
           <w:i/>
           <w:iCs/>
           <w:lang w:val="en-US"/>
         </w:rPr>
-        <w:t>Hands-On Machine Learning</w:t>
-      </w:r>
+      </w:pPr>
+      <w:proofErr w:type="spellStart"/>
+      <w:r>
+        <w:rPr>
+          <w:b/>
+          <w:bCs/>
+          <w:lang w:val="en-US"/>
+        </w:rPr>
+        <w:t>Reporte</w:t>
+      </w:r>
+      <w:proofErr w:type="spellEnd"/>
+      <w:r>
+        <w:rPr>
+          <w:b/>
+          <w:bCs/>
+          <w:lang w:val="en-US"/>
+        </w:rPr>
+        <w:t xml:space="preserve"> 3: </w:t>
+      </w:r>
+      <w:proofErr w:type="spellStart"/>
+      <w:r>
+        <w:rPr>
+          <w:b/>
+          <w:bCs/>
+          <w:lang w:val="en-US"/>
+        </w:rPr>
+        <w:t>Cap</w:t>
+      </w:r>
+      <w:r>
+        <w:rPr>
+          <w:b/>
+          <w:bCs/>
+          <w:lang w:val="en-US"/>
+        </w:rPr>
+        <w:t>í</w:t>
+      </w:r>
+      <w:r>
+        <w:rPr>
+          <w:b/>
+          <w:bCs/>
+          <w:lang w:val="en-US"/>
+        </w:rPr>
+        <w:t>tulo</w:t>
+      </w:r>
+      <w:proofErr w:type="spellEnd"/>
+      <w:r>
+        <w:rPr>
+          <w:b/>
+          <w:bCs/>
+          <w:lang w:val="en-US"/>
+        </w:rPr>
+        <w:t xml:space="preserve"> I de</w:t>
+      </w:r>
+      <w:r>
+        <w:rPr>
+          <w:b/>
+          <w:bCs/>
+          <w:lang w:val="en-US"/>
+        </w:rPr>
+        <w:t xml:space="preserve"> Hands-On Machine Learning</w:t>
+      </w:r>
+    </w:p>
+    <w:p>
+      <w:pPr>
+        <w:jc w:val="center"/>
+      </w:pPr>
+      <w:r>
+        <w:t>Sebastián Aguilar Benavides</w:t>
+      </w:r>
+    </w:p>
+    <w:p>
+      <w:pPr>
+        <w:jc w:val="center"/>
+      </w:pPr>
     </w:p>
     <w:p>
       <w:pPr>
@@ -442,21 +447,6 @@
       </w:r>
       <w:r>
         <w:t xml:space="preserve"> poca cantidad de datos en la muestra que usa el modelo.</w:t>
-      </w:r>
-    </w:p>
-    <w:p>
-      <w:pPr>
-        <w:rPr>
-          <w:b/>
-          <w:bCs/>
-        </w:rPr>
-      </w:pPr>
-      <w:r>
-        <w:rPr>
-          <w:b/>
-          <w:bCs/>
-        </w:rPr>
-        <w:br w:type="page"/>
       </w:r>
     </w:p>
     <w:p>
@@ -1866,6 +1856,7 @@
   <w:style w:type="character" w:default="1" w:styleId="Fuentedeprrafopredeter">
     <w:name w:val="Default Paragraph Font"/>
     <w:uiPriority w:val="1"/>
+    <w:semiHidden/>
     <w:unhideWhenUsed/>
   </w:style>
   <w:style w:type="table" w:default="1" w:styleId="Tablanormal">
